--- a/docs/relatorio.docx
+++ b/docs/relatorio.docx
@@ -231,19 +231,7 @@
         <w:t xml:space="preserve"> </w:t>
       </w:r>
       <w:r>
-        <w:t xml:space="preserve">Prof. [Nome</w:t>
-      </w:r>
-      <w:r>
-        <w:t xml:space="preserve"> </w:t>
-      </w:r>
-      <w:r>
-        <w:t xml:space="preserve">do</w:t>
-      </w:r>
-      <w:r>
-        <w:t xml:space="preserve"> </w:t>
-      </w:r>
-      <w:r>
-        <w:t xml:space="preserve">professor]</w:t>
+        <w:t xml:space="preserve">Prof. Maikol</w:t>
       </w:r>
       <w:r>
         <w:t xml:space="preserve"> </w:t>
